--- a/testkit/parity/pdfium/f1_fpdf_brief.docx
+++ b/testkit/parity/pdfium/f1_fpdf_brief.docx
@@ -24,7 +24,7 @@
     <w:p>
       <w:pPr>
         <w:spacing w:before="24" w:after="0" w:lineRule="exact" w:line="280"/>
-        <w:jc w:val="left"/>
+        <w:jc w:val="both"/>
       </w:pPr>
       <w:r>
         <w:rPr>
@@ -66,6 +66,14 @@
         </w:rPr>
         <w:t xml:space="preserve">to be trained on the same distribution it will serve. Everything else is tuning. </w:t>
       </w:r>
+    </w:p>
+    <w:p>
+      <w:pPr>
+        <w:keepNext/>
+        <w:spacing w:before="176" w:after="0" w:lineRule="exact" w:line="278"/>
+        <w:jc w:val="left"/>
+        <w:outlineLvl w:val="1"/>
+      </w:pPr>
       <w:r>
         <w:rPr>
           <w:rFonts w:ascii="Arial" w:hAnsi="Arial" w:cs="Arial" w:eastAsia="Arial"/>
@@ -79,7 +87,7 @@
     </w:p>
     <w:p>
       <w:pPr>
-        <w:spacing w:before="0" w:after="0" w:lineRule="exact" w:line="222"/>
+        <w:spacing w:before="0" w:after="0" w:lineRule="exact" w:line="46"/>
       </w:pPr>
       <w:r>
         <w:rPr>
